--- a/Relatorio_Benchmark.docx
+++ b/Relatorio_Benchmark.docx
@@ -34,7 +34,7 @@
           <w:noProof/>
         </w:rPr>
         <w:drawing>
-          <wp:inline distT="0" distB="0" distL="0" distR="0" wp14:anchorId="31F071BB" wp14:editId="07050961">
+          <wp:inline distT="0" distB="0" distL="0" distR="0" wp14:anchorId="31F071BB" wp14:editId="2F5D90DA">
             <wp:extent cx="1366839" cy="585216"/>
             <wp:effectExtent l="0" t="0" r="0" b="0"/>
             <wp:docPr id="1549378040" name="Imagem 3" descr="Logotipo  O conteúdo gerado por IA pode estar incorreto."/>
@@ -179,7 +179,7 @@
         <w:rPr>
           <w:szCs w:val="26"/>
         </w:rPr>
-        <w:t>RELATÓRIO BENCHMARKING</w:t>
+        <w:t>RELATÓRIO BENCHMARK</w:t>
       </w:r>
       <w:bookmarkEnd w:id="0"/>
     </w:p>
@@ -22954,15 +22954,7 @@
         <w:sz w:val="18"/>
         <w:szCs w:val="18"/>
       </w:rPr>
-      <w:t>COLÉGIO EVEREST  ·  RELATÓRIO BENCHMARKING</w:t>
-    </w:r>
-    <w:r>
-      <w:rPr>
-        <w:color w:val="FFFFFF"/>
-        <w:sz w:val="18"/>
-        <w:szCs w:val="18"/>
-      </w:rPr>
-      <w:tab/>
+      <w:t>COLÉGIO EVEREST  ·  RELATÓRIO BENCHMARK</w:t>
     </w:r>
   </w:p>
 </w:hdr>
